--- a/i_test/test_D6_Tabella_1_fasciaeta_2025/g_output/D6_Table_1_85+.docx
+++ b/i_test/test_D6_Tabella_1_fasciaeta_2025/g_output/D6_Table_1_85+.docx
@@ -51,6 +51,16 @@
             </w:r>
           </w:p>
         </w:tc>
+        <w:tc>
+          <w:p>
+            <w:pPr>
+              <w:pStyle w:val="Normal"/>
+            </w:pPr>
+            <w:r>
+              <w:t>Tutte</w:t>
+            </w:r>
+          </w:p>
+        </w:tc>
       </w:tr>
       <w:tr>
         <w:tc>
@@ -79,17 +89,27 @@
               <w:pStyle w:val="Normal"/>
             </w:pPr>
             <w:r>
-              <w:t>543</w:t>
-            </w:r>
-          </w:p>
-        </w:tc>
-        <w:tc>
-          <w:p>
-            <w:pPr>
-              <w:pStyle w:val="Normal"/>
-            </w:pPr>
-            <w:r>
-              <w:t>549</w:t>
+              <w:t>541</w:t>
+            </w:r>
+          </w:p>
+        </w:tc>
+        <w:tc>
+          <w:p>
+            <w:pPr>
+              <w:pStyle w:val="Normal"/>
+            </w:pPr>
+            <w:r>
+              <w:t>551</w:t>
+            </w:r>
+          </w:p>
+        </w:tc>
+        <w:tc>
+          <w:p>
+            <w:pPr>
+              <w:pStyle w:val="Normal"/>
+            </w:pPr>
+            <w:r>
+              <w:t>1666</w:t>
             </w:r>
           </w:p>
         </w:tc>
@@ -111,27 +131,37 @@
               <w:pStyle w:val="Normal"/>
             </w:pPr>
             <w:r>
-              <w:t>289 (50,3%)</w:t>
-            </w:r>
-          </w:p>
-        </w:tc>
-        <w:tc>
-          <w:p>
-            <w:pPr>
-              <w:pStyle w:val="Normal"/>
-            </w:pPr>
-            <w:r>
-              <w:t>264 (48,6%)</w:t>
-            </w:r>
-          </w:p>
-        </w:tc>
-        <w:tc>
-          <w:p>
-            <w:pPr>
-              <w:pStyle w:val="Normal"/>
-            </w:pPr>
-            <w:r>
-              <w:t>256 (46,6%)</w:t>
+              <w:t>264 (46,0%)</w:t>
+            </w:r>
+          </w:p>
+        </w:tc>
+        <w:tc>
+          <w:p>
+            <w:pPr>
+              <w:pStyle w:val="Normal"/>
+            </w:pPr>
+            <w:r>
+              <w:t>259 (47,9%)</w:t>
+            </w:r>
+          </w:p>
+        </w:tc>
+        <w:tc>
+          <w:p>
+            <w:pPr>
+              <w:pStyle w:val="Normal"/>
+            </w:pPr>
+            <w:r>
+              <w:t>286 (51,9%)</w:t>
+            </w:r>
+          </w:p>
+        </w:tc>
+        <w:tc>
+          <w:p>
+            <w:pPr>
+              <w:pStyle w:val="Normal"/>
+            </w:pPr>
+            <w:r>
+              <w:t>809 (48,6%)</w:t>
             </w:r>
           </w:p>
         </w:tc>
@@ -153,27 +183,37 @@
               <w:pStyle w:val="Normal"/>
             </w:pPr>
             <w:r>
-              <w:t>51 (8,9%)</w:t>
-            </w:r>
-          </w:p>
-        </w:tc>
-        <w:tc>
-          <w:p>
-            <w:pPr>
-              <w:pStyle w:val="Normal"/>
-            </w:pPr>
-            <w:r>
-              <w:t>50 (9,2%)</w:t>
-            </w:r>
-          </w:p>
-        </w:tc>
-        <w:tc>
-          <w:p>
-            <w:pPr>
-              <w:pStyle w:val="Normal"/>
-            </w:pPr>
-            <w:r>
-              <w:t>57 (10,4%)</w:t>
+              <w:t>40 (7,0%)</w:t>
+            </w:r>
+          </w:p>
+        </w:tc>
+        <w:tc>
+          <w:p>
+            <w:pPr>
+              <w:pStyle w:val="Normal"/>
+            </w:pPr>
+            <w:r>
+              <w:t>51 (9,4%)</w:t>
+            </w:r>
+          </w:p>
+        </w:tc>
+        <w:tc>
+          <w:p>
+            <w:pPr>
+              <w:pStyle w:val="Normal"/>
+            </w:pPr>
+            <w:r>
+              <w:t>42 (7,6%)</w:t>
+            </w:r>
+          </w:p>
+        </w:tc>
+        <w:tc>
+          <w:p>
+            <w:pPr>
+              <w:pStyle w:val="Normal"/>
+            </w:pPr>
+            <w:r>
+              <w:t>133 (8,0%)</w:t>
             </w:r>
           </w:p>
         </w:tc>
@@ -219,6 +259,16 @@
             </w:r>
           </w:p>
         </w:tc>
+        <w:tc>
+          <w:p>
+            <w:pPr>
+              <w:pStyle w:val="Normal"/>
+            </w:pPr>
+            <w:r>
+              <w:t/>
+            </w:r>
+          </w:p>
+        </w:tc>
       </w:tr>
       <w:tr>
         <w:tc>
@@ -227,37 +277,47 @@
               <w:pStyle w:val="Normal"/>
             </w:pPr>
             <w:r>
-              <w:t>A10BK</w:t>
-            </w:r>
-          </w:p>
-        </w:tc>
-        <w:tc>
-          <w:p>
-            <w:pPr>
-              <w:pStyle w:val="Normal"/>
-            </w:pPr>
-            <w:r>
-              <w:t>153 (26,7%)</w:t>
-            </w:r>
-          </w:p>
-        </w:tc>
-        <w:tc>
-          <w:p>
-            <w:pPr>
-              <w:pStyle w:val="Normal"/>
-            </w:pPr>
-            <w:r>
-              <w:t>181 (33,3%)</w:t>
-            </w:r>
-          </w:p>
-        </w:tc>
-        <w:tc>
-          <w:p>
-            <w:pPr>
-              <w:pStyle w:val="Normal"/>
-            </w:pPr>
-            <w:r>
-              <w:t>190 (34,6%)</w:t>
+              <w:t>1</w:t>
+            </w:r>
+          </w:p>
+        </w:tc>
+        <w:tc>
+          <w:p>
+            <w:pPr>
+              <w:pStyle w:val="Normal"/>
+            </w:pPr>
+            <w:r>
+              <w:t>A10BH 221 (0,4%)</w:t>
+            </w:r>
+          </w:p>
+        </w:tc>
+        <w:tc>
+          <w:p>
+            <w:pPr>
+              <w:pStyle w:val="Normal"/>
+            </w:pPr>
+            <w:r>
+              <w:t>A10BD08 215 (0,4%)</w:t>
+            </w:r>
+          </w:p>
+        </w:tc>
+        <w:tc>
+          <w:p>
+            <w:pPr>
+              <w:pStyle w:val="Normal"/>
+            </w:pPr>
+            <w:r>
+              <w:t>A10BD11 208 (0,4%)</w:t>
+            </w:r>
+          </w:p>
+        </w:tc>
+        <w:tc>
+          <w:p>
+            <w:pPr>
+              <w:pStyle w:val="Normal"/>
+            </w:pPr>
+            <w:r>
+              <w:t>A10BH 617 (0,4%)</w:t>
             </w:r>
           </w:p>
         </w:tc>
@@ -269,37 +329,47 @@
               <w:pStyle w:val="Normal"/>
             </w:pPr>
             <w:r>
-              <w:t>A10BD13</w:t>
-            </w:r>
-          </w:p>
-        </w:tc>
-        <w:tc>
-          <w:p>
-            <w:pPr>
-              <w:pStyle w:val="Normal"/>
-            </w:pPr>
-            <w:r>
-              <w:t>172 (30,0%)</w:t>
-            </w:r>
-          </w:p>
-        </w:tc>
-        <w:tc>
-          <w:p>
-            <w:pPr>
-              <w:pStyle w:val="Normal"/>
-            </w:pPr>
-            <w:r>
-              <w:t>189 (34,8%)</w:t>
-            </w:r>
-          </w:p>
-        </w:tc>
-        <w:tc>
-          <w:p>
-            <w:pPr>
-              <w:pStyle w:val="Normal"/>
-            </w:pPr>
-            <w:r>
-              <w:t>160 (29,1%)</w:t>
+              <w:t>2</w:t>
+            </w:r>
+          </w:p>
+        </w:tc>
+        <w:tc>
+          <w:p>
+            <w:pPr>
+              <w:pStyle w:val="Normal"/>
+            </w:pPr>
+            <w:r>
+              <w:t>A10BD21 220 (0,4%)</w:t>
+            </w:r>
+          </w:p>
+        </w:tc>
+        <w:tc>
+          <w:p>
+            <w:pPr>
+              <w:pStyle w:val="Normal"/>
+            </w:pPr>
+            <w:r>
+              <w:t>A10BJ 204 (0,4%)</w:t>
+            </w:r>
+          </w:p>
+        </w:tc>
+        <w:tc>
+          <w:p>
+            <w:pPr>
+              <w:pStyle w:val="Normal"/>
+            </w:pPr>
+            <w:r>
+              <w:t>A10BD10 208 (0,4%)</w:t>
+            </w:r>
+          </w:p>
+        </w:tc>
+        <w:tc>
+          <w:p>
+            <w:pPr>
+              <w:pStyle w:val="Normal"/>
+            </w:pPr>
+            <w:r>
+              <w:t>A10BD16 604 (0,4%)</w:t>
             </w:r>
           </w:p>
         </w:tc>
@@ -311,37 +381,47 @@
               <w:pStyle w:val="Normal"/>
             </w:pPr>
             <w:r>
-              <w:t>A10BJ</w:t>
-            </w:r>
-          </w:p>
-        </w:tc>
-        <w:tc>
-          <w:p>
-            <w:pPr>
-              <w:pStyle w:val="Normal"/>
-            </w:pPr>
-            <w:r>
-              <w:t>183 (31,9%)</w:t>
-            </w:r>
-          </w:p>
-        </w:tc>
-        <w:tc>
-          <w:p>
-            <w:pPr>
-              <w:pStyle w:val="Normal"/>
-            </w:pPr>
-            <w:r>
-              <w:t>152 (28,0%)</w:t>
-            </w:r>
-          </w:p>
-        </w:tc>
-        <w:tc>
-          <w:p>
-            <w:pPr>
-              <w:pStyle w:val="Normal"/>
-            </w:pPr>
-            <w:r>
-              <w:t>164 (29,9%)</w:t>
+              <w:t>3</w:t>
+            </w:r>
+          </w:p>
+        </w:tc>
+        <w:tc>
+          <w:p>
+            <w:pPr>
+              <w:pStyle w:val="Normal"/>
+            </w:pPr>
+            <w:r>
+              <w:t>A10AE54 212 (0,4%)</w:t>
+            </w:r>
+          </w:p>
+        </w:tc>
+        <w:tc>
+          <w:p>
+            <w:pPr>
+              <w:pStyle w:val="Normal"/>
+            </w:pPr>
+            <w:r>
+              <w:t>A10BD15 204 (0,4%)</w:t>
+            </w:r>
+          </w:p>
+        </w:tc>
+        <w:tc>
+          <w:p>
+            <w:pPr>
+              <w:pStyle w:val="Normal"/>
+            </w:pPr>
+            <w:r>
+              <w:t>A10BD20 207 (0,4%)</w:t>
+            </w:r>
+          </w:p>
+        </w:tc>
+        <w:tc>
+          <w:p>
+            <w:pPr>
+              <w:pStyle w:val="Normal"/>
+            </w:pPr>
+            <w:r>
+              <w:t>A10BD11 593 (0,4%)</w:t>
             </w:r>
           </w:p>
         </w:tc>
@@ -353,37 +433,47 @@
               <w:pStyle w:val="Normal"/>
             </w:pPr>
             <w:r>
-              <w:t>A10BD09</w:t>
-            </w:r>
-          </w:p>
-        </w:tc>
-        <w:tc>
-          <w:p>
-            <w:pPr>
-              <w:pStyle w:val="Normal"/>
-            </w:pPr>
-            <w:r>
-              <w:t>162 (28,2%)</w:t>
-            </w:r>
-          </w:p>
-        </w:tc>
-        <w:tc>
-          <w:p>
-            <w:pPr>
-              <w:pStyle w:val="Normal"/>
-            </w:pPr>
-            <w:r>
-              <w:t>164 (30,2%)</w:t>
-            </w:r>
-          </w:p>
-        </w:tc>
-        <w:tc>
-          <w:p>
-            <w:pPr>
-              <w:pStyle w:val="Normal"/>
-            </w:pPr>
-            <w:r>
-              <w:t>173 (31,5%)</w:t>
+              <w:t>4</w:t>
+            </w:r>
+          </w:p>
+        </w:tc>
+        <w:tc>
+          <w:p>
+            <w:pPr>
+              <w:pStyle w:val="Normal"/>
+            </w:pPr>
+            <w:r>
+              <w:t>A10BD16 204 (0,4%)</w:t>
+            </w:r>
+          </w:p>
+        </w:tc>
+        <w:tc>
+          <w:p>
+            <w:pPr>
+              <w:pStyle w:val="Normal"/>
+            </w:pPr>
+            <w:r>
+              <w:t>A10BD16 200 (0,4%)</w:t>
+            </w:r>
+          </w:p>
+        </w:tc>
+        <w:tc>
+          <w:p>
+            <w:pPr>
+              <w:pStyle w:val="Normal"/>
+            </w:pPr>
+            <w:r>
+              <w:t>A10BD09 203 (0,4%)</w:t>
+            </w:r>
+          </w:p>
+        </w:tc>
+        <w:tc>
+          <w:p>
+            <w:pPr>
+              <w:pStyle w:val="Normal"/>
+            </w:pPr>
+            <w:r>
+              <w:t>A10BD10 592 (0,4%)</w:t>
             </w:r>
           </w:p>
         </w:tc>
@@ -395,37 +485,47 @@
               <w:pStyle w:val="Normal"/>
             </w:pPr>
             <w:r>
-              <w:t>A10AE54</w:t>
-            </w:r>
-          </w:p>
-        </w:tc>
-        <w:tc>
-          <w:p>
-            <w:pPr>
-              <w:pStyle w:val="Normal"/>
-            </w:pPr>
-            <w:r>
-              <w:t>159 (27,7%)</w:t>
-            </w:r>
-          </w:p>
-        </w:tc>
-        <w:tc>
-          <w:p>
-            <w:pPr>
-              <w:pStyle w:val="Normal"/>
-            </w:pPr>
-            <w:r>
-              <w:t>157 (28,9%)</w:t>
-            </w:r>
-          </w:p>
-        </w:tc>
-        <w:tc>
-          <w:p>
-            <w:pPr>
-              <w:pStyle w:val="Normal"/>
-            </w:pPr>
-            <w:r>
-              <w:t>179 (32,6%)</w:t>
+              <w:t>5</w:t>
+            </w:r>
+          </w:p>
+        </w:tc>
+        <w:tc>
+          <w:p>
+            <w:pPr>
+              <w:pStyle w:val="Normal"/>
+            </w:pPr>
+            <w:r>
+              <w:t>A10BJ 203 (0,4%)</w:t>
+            </w:r>
+          </w:p>
+        </w:tc>
+        <w:tc>
+          <w:p>
+            <w:pPr>
+              <w:pStyle w:val="Normal"/>
+            </w:pPr>
+            <w:r>
+              <w:t>A10BD10 198 (0,4%)</w:t>
+            </w:r>
+          </w:p>
+        </w:tc>
+        <w:tc>
+          <w:p>
+            <w:pPr>
+              <w:pStyle w:val="Normal"/>
+            </w:pPr>
+            <w:r>
+              <w:t>A10BH 202 (0,4%)</w:t>
+            </w:r>
+          </w:p>
+        </w:tc>
+        <w:tc>
+          <w:p>
+            <w:pPr>
+              <w:pStyle w:val="Normal"/>
+            </w:pPr>
+            <w:r>
+              <w:t>A10BD21 589 (0,4%)</w:t>
             </w:r>
           </w:p>
         </w:tc>
@@ -471,6 +571,16 @@
             </w:r>
           </w:p>
         </w:tc>
+        <w:tc>
+          <w:p>
+            <w:pPr>
+              <w:pStyle w:val="Normal"/>
+            </w:pPr>
+            <w:r>
+              <w:t/>
+            </w:r>
+          </w:p>
+        </w:tc>
       </w:tr>
       <w:tr>
         <w:tc>
@@ -489,27 +599,37 @@
               <w:pStyle w:val="Normal"/>
             </w:pPr>
             <w:r>
-              <w:t>265 (46,2%)</w:t>
-            </w:r>
-          </w:p>
-        </w:tc>
-        <w:tc>
-          <w:p>
-            <w:pPr>
-              <w:pStyle w:val="Normal"/>
-            </w:pPr>
-            <w:r>
-              <w:t>257 (47,3%)</w:t>
-            </w:r>
-          </w:p>
-        </w:tc>
-        <w:tc>
-          <w:p>
-            <w:pPr>
-              <w:pStyle w:val="Normal"/>
-            </w:pPr>
-            <w:r>
-              <w:t>268 (48,8%)</w:t>
+              <w:t>1 (0,2%)</w:t>
+            </w:r>
+          </w:p>
+        </w:tc>
+        <w:tc>
+          <w:p>
+            <w:pPr>
+              <w:pStyle w:val="Normal"/>
+            </w:pPr>
+            <w:r>
+              <w:t>8 (1,5%)</w:t>
+            </w:r>
+          </w:p>
+        </w:tc>
+        <w:tc>
+          <w:p>
+            <w:pPr>
+              <w:pStyle w:val="Normal"/>
+            </w:pPr>
+            <w:r>
+              <w:t>4 (0,7%)</w:t>
+            </w:r>
+          </w:p>
+        </w:tc>
+        <w:tc>
+          <w:p>
+            <w:pPr>
+              <w:pStyle w:val="Normal"/>
+            </w:pPr>
+            <w:r>
+              <w:t>13 (0,8%)</w:t>
             </w:r>
           </w:p>
         </w:tc>
@@ -555,6 +675,16 @@
             </w:r>
           </w:p>
         </w:tc>
+        <w:tc>
+          <w:p>
+            <w:pPr>
+              <w:pStyle w:val="Normal"/>
+            </w:pPr>
+            <w:r>
+              <w:t/>
+            </w:r>
+          </w:p>
+        </w:tc>
       </w:tr>
       <w:tr>
         <w:tc>
@@ -573,27 +703,37 @@
               <w:pStyle w:val="Normal"/>
             </w:pPr>
             <w:r>
-              <w:t>403 (70,2%)</w:t>
-            </w:r>
-          </w:p>
-        </w:tc>
-        <w:tc>
-          <w:p>
-            <w:pPr>
-              <w:pStyle w:val="Normal"/>
-            </w:pPr>
-            <w:r>
-              <w:t>395 (72,7%)</w:t>
-            </w:r>
-          </w:p>
-        </w:tc>
-        <w:tc>
-          <w:p>
-            <w:pPr>
-              <w:pStyle w:val="Normal"/>
-            </w:pPr>
-            <w:r>
-              <w:t>400 (72,9%)</w:t>
+              <w:t>346 (60,3%)</w:t>
+            </w:r>
+          </w:p>
+        </w:tc>
+        <w:tc>
+          <w:p>
+            <w:pPr>
+              <w:pStyle w:val="Normal"/>
+            </w:pPr>
+            <w:r>
+              <w:t>339 (62,7%)</w:t>
+            </w:r>
+          </w:p>
+        </w:tc>
+        <w:tc>
+          <w:p>
+            <w:pPr>
+              <w:pStyle w:val="Normal"/>
+            </w:pPr>
+            <w:r>
+              <w:t>338 (61,3%)</w:t>
+            </w:r>
+          </w:p>
+        </w:tc>
+        <w:tc>
+          <w:p>
+            <w:pPr>
+              <w:pStyle w:val="Normal"/>
+            </w:pPr>
+            <w:r>
+              <w:t>1.023 (61,4%)</w:t>
             </w:r>
           </w:p>
         </w:tc>
@@ -615,27 +755,37 @@
               <w:pStyle w:val="Normal"/>
             </w:pPr>
             <w:r>
-              <w:t>382 (66,6%)</w:t>
-            </w:r>
-          </w:p>
-        </w:tc>
-        <w:tc>
-          <w:p>
-            <w:pPr>
-              <w:pStyle w:val="Normal"/>
-            </w:pPr>
-            <w:r>
-              <w:t>377 (69,4%)</w:t>
-            </w:r>
-          </w:p>
-        </w:tc>
-        <w:tc>
-          <w:p>
-            <w:pPr>
-              <w:pStyle w:val="Normal"/>
-            </w:pPr>
-            <w:r>
-              <w:t>374 (68,1%)</w:t>
+              <w:t>48 (8,4%)</w:t>
+            </w:r>
+          </w:p>
+        </w:tc>
+        <w:tc>
+          <w:p>
+            <w:pPr>
+              <w:pStyle w:val="Normal"/>
+            </w:pPr>
+            <w:r>
+              <w:t>61 (11,3%)</w:t>
+            </w:r>
+          </w:p>
+        </w:tc>
+        <w:tc>
+          <w:p>
+            <w:pPr>
+              <w:pStyle w:val="Normal"/>
+            </w:pPr>
+            <w:r>
+              <w:t>42 (7,6%)</w:t>
+            </w:r>
+          </w:p>
+        </w:tc>
+        <w:tc>
+          <w:p>
+            <w:pPr>
+              <w:pStyle w:val="Normal"/>
+            </w:pPr>
+            <w:r>
+              <w:t>151 (9,1%)</w:t>
             </w:r>
           </w:p>
         </w:tc>
@@ -657,27 +807,37 @@
               <w:pStyle w:val="Normal"/>
             </w:pPr>
             <w:r>
-              <w:t>131 (22,8%)</w:t>
-            </w:r>
-          </w:p>
-        </w:tc>
-        <w:tc>
-          <w:p>
-            <w:pPr>
-              <w:pStyle w:val="Normal"/>
-            </w:pPr>
-            <w:r>
-              <w:t>128 (23,6%)</w:t>
-            </w:r>
-          </w:p>
-        </w:tc>
-        <w:tc>
-          <w:p>
-            <w:pPr>
-              <w:pStyle w:val="Normal"/>
-            </w:pPr>
-            <w:r>
-              <w:t>136 (24,8%)</w:t>
+              <w:t>373 (65,0%)</w:t>
+            </w:r>
+          </w:p>
+        </w:tc>
+        <w:tc>
+          <w:p>
+            <w:pPr>
+              <w:pStyle w:val="Normal"/>
+            </w:pPr>
+            <w:r>
+              <w:t>372 (68,8%)</w:t>
+            </w:r>
+          </w:p>
+        </w:tc>
+        <w:tc>
+          <w:p>
+            <w:pPr>
+              <w:pStyle w:val="Normal"/>
+            </w:pPr>
+            <w:r>
+              <w:t>343 (62,3%)</w:t>
+            </w:r>
+          </w:p>
+        </w:tc>
+        <w:tc>
+          <w:p>
+            <w:pPr>
+              <w:pStyle w:val="Normal"/>
+            </w:pPr>
+            <w:r>
+              <w:t>1.088 (65,3%)</w:t>
             </w:r>
           </w:p>
         </w:tc>
@@ -699,27 +859,37 @@
               <w:pStyle w:val="Normal"/>
             </w:pPr>
             <w:r>
-              <w:t>333 (58,0%)</w:t>
-            </w:r>
-          </w:p>
-        </w:tc>
-        <w:tc>
-          <w:p>
-            <w:pPr>
-              <w:pStyle w:val="Normal"/>
-            </w:pPr>
-            <w:r>
-              <w:t>315 (58,0%)</w:t>
-            </w:r>
-          </w:p>
-        </w:tc>
-        <w:tc>
-          <w:p>
-            <w:pPr>
-              <w:pStyle w:val="Normal"/>
-            </w:pPr>
-            <w:r>
-              <w:t>309 (56,3%)</w:t>
+              <w:t>252 (43,9%)</w:t>
+            </w:r>
+          </w:p>
+        </w:tc>
+        <w:tc>
+          <w:p>
+            <w:pPr>
+              <w:pStyle w:val="Normal"/>
+            </w:pPr>
+            <w:r>
+              <w:t>250 (46,2%)</w:t>
+            </w:r>
+          </w:p>
+        </w:tc>
+        <w:tc>
+          <w:p>
+            <w:pPr>
+              <w:pStyle w:val="Normal"/>
+            </w:pPr>
+            <w:r>
+              <w:t>242 (43,9%)</w:t>
+            </w:r>
+          </w:p>
+        </w:tc>
+        <w:tc>
+          <w:p>
+            <w:pPr>
+              <w:pStyle w:val="Normal"/>
+            </w:pPr>
+            <w:r>
+              <w:t>744 (44,7%)</w:t>
             </w:r>
           </w:p>
         </w:tc>

--- a/i_test/test_D6_Tabella_1_fasciaeta_2025/g_output/D6_Table_1_85+.docx
+++ b/i_test/test_D6_Tabella_1_fasciaeta_2025/g_output/D6_Table_1_85+.docx
@@ -287,37 +287,37 @@
               <w:pStyle w:val="Normal"/>
             </w:pPr>
             <w:r>
-              <w:t>A10BH 221 (0,4%)</w:t>
-            </w:r>
-          </w:p>
-        </w:tc>
-        <w:tc>
-          <w:p>
-            <w:pPr>
-              <w:pStyle w:val="Normal"/>
-            </w:pPr>
-            <w:r>
-              <w:t>A10BD08 215 (0,4%)</w:t>
-            </w:r>
-          </w:p>
-        </w:tc>
-        <w:tc>
-          <w:p>
-            <w:pPr>
-              <w:pStyle w:val="Normal"/>
-            </w:pPr>
-            <w:r>
-              <w:t>A10BD11 208 (0,4%)</w:t>
-            </w:r>
-          </w:p>
-        </w:tc>
-        <w:tc>
-          <w:p>
-            <w:pPr>
-              <w:pStyle w:val="Normal"/>
-            </w:pPr>
-            <w:r>
-              <w:t>A10BH 617 (0,4%)</w:t>
+              <w:t>NA 221 (38,5%)</w:t>
+            </w:r>
+          </w:p>
+        </w:tc>
+        <w:tc>
+          <w:p>
+            <w:pPr>
+              <w:pStyle w:val="Normal"/>
+            </w:pPr>
+            <w:r>
+              <w:t>ll 215 (39,7%)</w:t>
+            </w:r>
+          </w:p>
+        </w:tc>
+        <w:tc>
+          <w:p>
+            <w:pPr>
+              <w:pStyle w:val="Normal"/>
+            </w:pPr>
+            <w:r>
+              <w:t>ii 208 (37,7%)</w:t>
+            </w:r>
+          </w:p>
+        </w:tc>
+        <w:tc>
+          <w:p>
+            <w:pPr>
+              <w:pStyle w:val="Normal"/>
+            </w:pPr>
+            <w:r>
+              <w:t>NA 617 (37,0%)</w:t>
             </w:r>
           </w:p>
         </w:tc>
@@ -339,37 +339,37 @@
               <w:pStyle w:val="Normal"/>
             </w:pPr>
             <w:r>
-              <w:t>A10BD21 220 (0,4%)</w:t>
-            </w:r>
-          </w:p>
-        </w:tc>
-        <w:tc>
-          <w:p>
-            <w:pPr>
-              <w:pStyle w:val="Normal"/>
-            </w:pPr>
-            <w:r>
-              <w:t>A10BJ 204 (0,4%)</w:t>
-            </w:r>
-          </w:p>
-        </w:tc>
-        <w:tc>
-          <w:p>
-            <w:pPr>
-              <w:pStyle w:val="Normal"/>
-            </w:pPr>
-            <w:r>
-              <w:t>A10BD10 208 (0,4%)</w:t>
-            </w:r>
-          </w:p>
-        </w:tc>
-        <w:tc>
-          <w:p>
-            <w:pPr>
-              <w:pStyle w:val="Normal"/>
-            </w:pPr>
-            <w:r>
-              <w:t>A10BD16 604 (0,4%)</w:t>
+              <w:t>ff 220 (38,3%)</w:t>
+            </w:r>
+          </w:p>
+        </w:tc>
+        <w:tc>
+          <w:p>
+            <w:pPr>
+              <w:pStyle w:val="Normal"/>
+            </w:pPr>
+            <w:r>
+              <w:t>NA 204 (37,7%)</w:t>
+            </w:r>
+          </w:p>
+        </w:tc>
+        <w:tc>
+          <w:p>
+            <w:pPr>
+              <w:pStyle w:val="Normal"/>
+            </w:pPr>
+            <w:r>
+              <w:t>jj 208 (37,7%)</w:t>
+            </w:r>
+          </w:p>
+        </w:tc>
+        <w:tc>
+          <w:p>
+            <w:pPr>
+              <w:pStyle w:val="Normal"/>
+            </w:pPr>
+            <w:r>
+              <w:t>pp 604 (36,3%)</w:t>
             </w:r>
           </w:p>
         </w:tc>
@@ -391,37 +391,37 @@
               <w:pStyle w:val="Normal"/>
             </w:pPr>
             <w:r>
-              <w:t>A10AE54 212 (0,4%)</w:t>
-            </w:r>
-          </w:p>
-        </w:tc>
-        <w:tc>
-          <w:p>
-            <w:pPr>
-              <w:pStyle w:val="Normal"/>
-            </w:pPr>
-            <w:r>
-              <w:t>A10BD15 204 (0,4%)</w:t>
-            </w:r>
-          </w:p>
-        </w:tc>
-        <w:tc>
-          <w:p>
-            <w:pPr>
-              <w:pStyle w:val="Normal"/>
-            </w:pPr>
-            <w:r>
-              <w:t>A10BD20 207 (0,4%)</w:t>
-            </w:r>
-          </w:p>
-        </w:tc>
-        <w:tc>
-          <w:p>
-            <w:pPr>
-              <w:pStyle w:val="Normal"/>
-            </w:pPr>
-            <w:r>
-              <w:t>A10BD11 593 (0,4%)</w:t>
+              <w:t>oo 212 (36,9%)</w:t>
+            </w:r>
+          </w:p>
+        </w:tc>
+        <w:tc>
+          <w:p>
+            <w:pPr>
+              <w:pStyle w:val="Normal"/>
+            </w:pPr>
+            <w:r>
+              <w:t>qq 204 (37,7%)</w:t>
+            </w:r>
+          </w:p>
+        </w:tc>
+        <w:tc>
+          <w:p>
+            <w:pPr>
+              <w:pStyle w:val="Normal"/>
+            </w:pPr>
+            <w:r>
+              <w:t>rr 207 (37,6%)</w:t>
+            </w:r>
+          </w:p>
+        </w:tc>
+        <w:tc>
+          <w:p>
+            <w:pPr>
+              <w:pStyle w:val="Normal"/>
+            </w:pPr>
+            <w:r>
+              <w:t>ii 593 (35,6%)</w:t>
             </w:r>
           </w:p>
         </w:tc>
@@ -443,37 +443,37 @@
               <w:pStyle w:val="Normal"/>
             </w:pPr>
             <w:r>
-              <w:t>A10BD16 204 (0,4%)</w:t>
-            </w:r>
-          </w:p>
-        </w:tc>
-        <w:tc>
-          <w:p>
-            <w:pPr>
-              <w:pStyle w:val="Normal"/>
-            </w:pPr>
-            <w:r>
-              <w:t>A10BD16 200 (0,4%)</w:t>
-            </w:r>
-          </w:p>
-        </w:tc>
-        <w:tc>
-          <w:p>
-            <w:pPr>
-              <w:pStyle w:val="Normal"/>
-            </w:pPr>
-            <w:r>
-              <w:t>A10BD09 203 (0,4%)</w:t>
-            </w:r>
-          </w:p>
-        </w:tc>
-        <w:tc>
-          <w:p>
-            <w:pPr>
-              <w:pStyle w:val="Normal"/>
-            </w:pPr>
-            <w:r>
-              <w:t>A10BD10 592 (0,4%)</w:t>
+              <w:t>pp 204 (35,5%)</w:t>
+            </w:r>
+          </w:p>
+        </w:tc>
+        <w:tc>
+          <w:p>
+            <w:pPr>
+              <w:pStyle w:val="Normal"/>
+            </w:pPr>
+            <w:r>
+              <w:t>pp 200 (37,0%)</w:t>
+            </w:r>
+          </w:p>
+        </w:tc>
+        <w:tc>
+          <w:p>
+            <w:pPr>
+              <w:pStyle w:val="Normal"/>
+            </w:pPr>
+            <w:r>
+              <w:t>mm 203 (36,8%)</w:t>
+            </w:r>
+          </w:p>
+        </w:tc>
+        <w:tc>
+          <w:p>
+            <w:pPr>
+              <w:pStyle w:val="Normal"/>
+            </w:pPr>
+            <w:r>
+              <w:t>jj 592 (35,5%)</w:t>
             </w:r>
           </w:p>
         </w:tc>
@@ -495,37 +495,37 @@
               <w:pStyle w:val="Normal"/>
             </w:pPr>
             <w:r>
-              <w:t>A10BJ 203 (0,4%)</w:t>
-            </w:r>
-          </w:p>
-        </w:tc>
-        <w:tc>
-          <w:p>
-            <w:pPr>
-              <w:pStyle w:val="Normal"/>
-            </w:pPr>
-            <w:r>
-              <w:t>A10BD10 198 (0,4%)</w:t>
-            </w:r>
-          </w:p>
-        </w:tc>
-        <w:tc>
-          <w:p>
-            <w:pPr>
-              <w:pStyle w:val="Normal"/>
-            </w:pPr>
-            <w:r>
-              <w:t>A10BH 202 (0,4%)</w:t>
-            </w:r>
-          </w:p>
-        </w:tc>
-        <w:tc>
-          <w:p>
-            <w:pPr>
-              <w:pStyle w:val="Normal"/>
-            </w:pPr>
-            <w:r>
-              <w:t>A10BD21 589 (0,4%)</w:t>
+              <w:t>NA 203 (35,4%)</w:t>
+            </w:r>
+          </w:p>
+        </w:tc>
+        <w:tc>
+          <w:p>
+            <w:pPr>
+              <w:pStyle w:val="Normal"/>
+            </w:pPr>
+            <w:r>
+              <w:t>jj 198 (36,6%)</w:t>
+            </w:r>
+          </w:p>
+        </w:tc>
+        <w:tc>
+          <w:p>
+            <w:pPr>
+              <w:pStyle w:val="Normal"/>
+            </w:pPr>
+            <w:r>
+              <w:t>NA 202 (36,7%)</w:t>
+            </w:r>
+          </w:p>
+        </w:tc>
+        <w:tc>
+          <w:p>
+            <w:pPr>
+              <w:pStyle w:val="Normal"/>
+            </w:pPr>
+            <w:r>
+              <w:t>ff 589 (35,4%)</w:t>
             </w:r>
           </w:p>
         </w:tc>
